--- a/index.html.docx
+++ b/index.html.docx
@@ -9,15 +9,7 @@
     </w:p>
     <w:p>
       <w:r>
-        <w:t>&lt;html lang="</w:t>
-      </w:r>
-      <w:proofErr w:type="spellStart"/>
-      <w:r>
-        <w:t>en</w:t>
-      </w:r>
-      <w:proofErr w:type="spellEnd"/>
-      <w:r>
-        <w:t>"&gt;</w:t>
+        <w:t>&lt;html lang="en"&gt;</w:t>
       </w:r>
     </w:p>
     <w:p>
@@ -37,15 +29,7 @@
     </w:p>
     <w:p>
       <w:r>
-        <w:t xml:space="preserve">  &lt;title&gt;</w:t>
-      </w:r>
-      <w:proofErr w:type="spellStart"/>
-      <w:r>
-        <w:t>ClearDraft</w:t>
-      </w:r>
-      <w:proofErr w:type="spellEnd"/>
-      <w:r>
-        <w:t xml:space="preserve"> Services&lt;/title&gt;</w:t>
+        <w:t xml:space="preserve">  &lt;title&gt;ClearDraft Services&lt;/title&gt;</w:t>
       </w:r>
     </w:p>
     <w:p>
@@ -55,23 +39,7 @@
     </w:p>
     <w:p>
       <w:r>
-        <w:t xml:space="preserve">  &lt;link </w:t>
-      </w:r>
-      <w:proofErr w:type="spellStart"/>
-      <w:r>
-        <w:t>rel</w:t>
-      </w:r>
-      <w:proofErr w:type="spellEnd"/>
-      <w:r>
-        <w:t xml:space="preserve">="stylesheet" </w:t>
-      </w:r>
-      <w:proofErr w:type="spellStart"/>
-      <w:r>
-        <w:t>href</w:t>
-      </w:r>
-      <w:proofErr w:type="spellEnd"/>
-      <w:r>
-        <w:t>="styles.css" /&gt;</w:t>
+        <w:t xml:space="preserve">  &lt;link rel="stylesheet" href="styles.css" /&gt;</w:t>
       </w:r>
     </w:p>
     <w:p>
@@ -86,15 +54,7 @@
     </w:p>
     <w:p>
       <w:r>
-        <w:t xml:space="preserve">  &lt;a class="skip-link" </w:t>
-      </w:r>
-      <w:proofErr w:type="spellStart"/>
-      <w:r>
-        <w:t>href</w:t>
-      </w:r>
-      <w:proofErr w:type="spellEnd"/>
-      <w:r>
-        <w:t>="#main"&gt;Skip to main content&lt;/a&gt;</w:t>
+        <w:t xml:space="preserve">  &lt;a class="skip-link" href="#main"&gt;Skip to main content&lt;/a&gt;</w:t>
       </w:r>
     </w:p>
     <w:p/>
@@ -110,15 +70,7 @@
     </w:p>
     <w:p>
       <w:r>
-        <w:t xml:space="preserve">      &lt;p class="brand"&gt;</w:t>
-      </w:r>
-      <w:proofErr w:type="spellStart"/>
-      <w:r>
-        <w:t>ClearDraft</w:t>
-      </w:r>
-      <w:proofErr w:type="spellEnd"/>
-      <w:r>
-        <w:t xml:space="preserve"> Services&lt;/p&gt;</w:t>
+        <w:t xml:space="preserve">      &lt;p class="brand"&gt;ClearDraft Services&lt;/p&gt;</w:t>
       </w:r>
     </w:p>
     <w:p>
@@ -128,54 +80,22 @@
     </w:p>
     <w:p>
       <w:r>
-        <w:t xml:space="preserve">        &lt;a </w:t>
-      </w:r>
-      <w:proofErr w:type="spellStart"/>
-      <w:r>
-        <w:t>href</w:t>
-      </w:r>
-      <w:proofErr w:type="spellEnd"/>
-      <w:r>
-        <w:t>="index.html" aria-current="page"&gt;Home&lt;/a&gt;</w:t>
-      </w:r>
-    </w:p>
-    <w:p>
-      <w:r>
-        <w:t xml:space="preserve">        &lt;a </w:t>
-      </w:r>
-      <w:proofErr w:type="spellStart"/>
-      <w:r>
-        <w:t>href</w:t>
-      </w:r>
-      <w:proofErr w:type="spellEnd"/>
-      <w:r>
-        <w:t>="pricing.html"&gt;Pricing&lt;/a&gt;</w:t>
-      </w:r>
-    </w:p>
-    <w:p>
-      <w:r>
-        <w:t xml:space="preserve">        &lt;a </w:t>
-      </w:r>
-      <w:proofErr w:type="spellStart"/>
-      <w:r>
-        <w:t>href</w:t>
-      </w:r>
-      <w:proofErr w:type="spellEnd"/>
-      <w:r>
-        <w:t>="submit.html"&gt;Submit a request&lt;/a&gt;</w:t>
-      </w:r>
-    </w:p>
-    <w:p>
-      <w:r>
-        <w:t xml:space="preserve">        &lt;a </w:t>
-      </w:r>
-      <w:proofErr w:type="spellStart"/>
-      <w:r>
-        <w:t>href</w:t>
-      </w:r>
-      <w:proofErr w:type="spellEnd"/>
-      <w:r>
-        <w:t>="terms.html"&gt;Terms&lt;/a&gt;</w:t>
+        <w:t xml:space="preserve">        &lt;a href="index.html" aria-current="page"&gt;Home&lt;/a&gt;</w:t>
+      </w:r>
+    </w:p>
+    <w:p>
+      <w:r>
+        <w:t xml:space="preserve">        &lt;a href="pricing.html"&gt;Pricing&lt;/a&gt;</w:t>
+      </w:r>
+    </w:p>
+    <w:p>
+      <w:r>
+        <w:t xml:space="preserve">        &lt;a href="submit.html"&gt;Submit a request&lt;/a&gt;</w:t>
+      </w:r>
+    </w:p>
+    <w:p>
+      <w:r>
+        <w:t xml:space="preserve">        &lt;a href="terms.html"&gt;Terms&lt;/a&gt;</w:t>
       </w:r>
     </w:p>
     <w:p>
@@ -213,15 +133,7 @@
     </w:p>
     <w:p>
       <w:r>
-        <w:t xml:space="preserve">      </w:t>
-      </w:r>
-      <w:proofErr w:type="spellStart"/>
-      <w:r>
-        <w:t>ClearDraft</w:t>
-      </w:r>
-      <w:proofErr w:type="spellEnd"/>
-      <w:r>
-        <w:t xml:space="preserve"> Services helps busy professionals turn rough notes into clear</w:t>
+        <w:t xml:space="preserve">      ClearDraft Services helps busy professionals turn rough notes into clear</w:t>
       </w:r>
     </w:p>
     <w:p>
@@ -237,15 +149,7 @@
     <w:p/>
     <w:p>
       <w:r>
-        <w:t xml:space="preserve">    &lt;section aria-</w:t>
-      </w:r>
-      <w:proofErr w:type="spellStart"/>
-      <w:r>
-        <w:t>labelledby</w:t>
-      </w:r>
-      <w:proofErr w:type="spellEnd"/>
-      <w:r>
-        <w:t>="how"&gt;</w:t>
+        <w:t xml:space="preserve">    &lt;section aria-labelledby="how"&gt;</w:t>
       </w:r>
     </w:p>
     <w:p>
@@ -255,15 +159,7 @@
     </w:p>
     <w:p>
       <w:r>
-        <w:t xml:space="preserve">      &lt;</w:t>
-      </w:r>
-      <w:proofErr w:type="spellStart"/>
-      <w:r>
-        <w:t>ol</w:t>
-      </w:r>
-      <w:proofErr w:type="spellEnd"/>
-      <w:r>
-        <w:t>&gt;</w:t>
+        <w:t xml:space="preserve">      &lt;ol&gt;</w:t>
       </w:r>
     </w:p>
     <w:p>
@@ -283,15 +179,7 @@
     </w:p>
     <w:p>
       <w:r>
-        <w:t xml:space="preserve">      &lt;/</w:t>
-      </w:r>
-      <w:proofErr w:type="spellStart"/>
-      <w:r>
-        <w:t>ol</w:t>
-      </w:r>
-      <w:proofErr w:type="spellEnd"/>
-      <w:r>
-        <w:t>&gt;</w:t>
+        <w:t xml:space="preserve">      &lt;/ol&gt;</w:t>
       </w:r>
     </w:p>
     <w:p>
@@ -302,15 +190,7 @@
     <w:p/>
     <w:p>
       <w:r>
-        <w:t xml:space="preserve">    &lt;section aria-</w:t>
-      </w:r>
-      <w:proofErr w:type="spellStart"/>
-      <w:r>
-        <w:t>labelledby</w:t>
-      </w:r>
-      <w:proofErr w:type="spellEnd"/>
-      <w:r>
-        <w:t>="what"&gt;</w:t>
+        <w:t xml:space="preserve">    &lt;section aria-labelledby="what"&gt;</w:t>
       </w:r>
     </w:p>
     <w:p>
@@ -330,15 +210,7 @@
     </w:p>
     <w:p>
       <w:r>
-        <w:t xml:space="preserve">        &lt;li&gt;Letters and </w:t>
-      </w:r>
-      <w:proofErr w:type="gramStart"/>
-      <w:r>
-        <w:t>notices</w:t>
-      </w:r>
-      <w:proofErr w:type="gramEnd"/>
-      <w:r>
-        <w:t>&lt;/li&gt;</w:t>
+        <w:t xml:space="preserve">        &lt;li&gt;Letters and notices&lt;/li&gt;</w:t>
       </w:r>
     </w:p>
     <w:p>
@@ -385,41 +257,17 @@
     <w:p/>
     <w:p>
       <w:r>
-        <w:t xml:space="preserve">    &lt;section class="</w:t>
-      </w:r>
-      <w:proofErr w:type="spellStart"/>
-      <w:r>
-        <w:t>cta</w:t>
-      </w:r>
-      <w:proofErr w:type="spellEnd"/>
-      <w:r>
-        <w:t>"&gt;</w:t>
-      </w:r>
-    </w:p>
-    <w:p>
-      <w:r>
-        <w:t xml:space="preserve">      &lt;a class="button" </w:t>
-      </w:r>
-      <w:proofErr w:type="spellStart"/>
-      <w:r>
-        <w:t>href</w:t>
-      </w:r>
-      <w:proofErr w:type="spellEnd"/>
-      <w:r>
-        <w:t>="pricing.html"&gt;See pricing&lt;/a&gt;</w:t>
-      </w:r>
-    </w:p>
-    <w:p>
-      <w:r>
-        <w:t xml:space="preserve">      &lt;a class="button secondary" </w:t>
-      </w:r>
-      <w:proofErr w:type="spellStart"/>
-      <w:r>
-        <w:t>href</w:t>
-      </w:r>
-      <w:proofErr w:type="spellEnd"/>
-      <w:r>
-        <w:t>="submit.html"&gt;Submit a request&lt;/a&gt;</w:t>
+        <w:t xml:space="preserve">    &lt;section class="cta"&gt;</w:t>
+      </w:r>
+    </w:p>
+    <w:p>
+      <w:r>
+        <w:t xml:space="preserve">      &lt;a class="button" href="pricing.html"&gt;See pricing&lt;/a&gt;</w:t>
+      </w:r>
+    </w:p>
+    <w:p>
+      <w:r>
+        <w:t xml:space="preserve">      &lt;a class="button secondary" href="submit.html"&gt;Submit a request&lt;/a&gt;</w:t>
       </w:r>
     </w:p>
     <w:p>
@@ -435,15 +283,7 @@
     <w:p/>
     <w:p>
       <w:r>
-        <w:t xml:space="preserve">  &lt;footer class="site-footer" role="</w:t>
-      </w:r>
-      <w:proofErr w:type="spellStart"/>
-      <w:r>
-        <w:t>contentinfo</w:t>
-      </w:r>
-      <w:proofErr w:type="spellEnd"/>
-      <w:r>
-        <w:t>"&gt;</w:t>
+        <w:t xml:space="preserve">  &lt;footer class="site-footer" role="contentinfo"&gt;</w:t>
       </w:r>
     </w:p>
     <w:p>
@@ -453,15 +293,7 @@
     </w:p>
     <w:p>
       <w:r>
-        <w:t xml:space="preserve">      &lt;p&gt;</w:t>
-      </w:r>
-      <w:proofErr w:type="spellStart"/>
-      <w:r>
-        <w:t>ClearDraft</w:t>
-      </w:r>
-      <w:proofErr w:type="spellEnd"/>
-      <w:r>
-        <w:t xml:space="preserve"> Services&lt;/p&gt;</w:t>
+        <w:t xml:space="preserve">      &lt;p&gt;ClearDraft Services&lt;/p&gt;</w:t>
       </w:r>
     </w:p>
     <w:p>
